--- a/cf/jm/u/files/u048.docx
+++ b/cf/jm/u/files/u048.docx
@@ -20,7 +20,7 @@
     </w:p>
     <w:p>
       <w:r>
-        <w:t>請針對每個題目，把答案填在「回答：」後面（越具體越好）；填好後請放回您的部門資料夾即可，不需回信。</w:t>
+        <w:t>這份問卷是想更了解您的實際作業，好把您的 AI 助理做得更貼近需求。第一部分請把答案填在「回答：」後面（越具體越好）；第二部分只是先讓您了解，之後用的時候再一起調整，不用現在填。填好後放回您的部門資料夾即可，不需回信。</w:t>
       </w:r>
     </w:p>
     <w:p>
@@ -32,8 +32,16 @@
       </w:r>
     </w:p>
     <w:p>
+      <w:pPr>
+        <w:pStyle w:val="Heading2"/>
+      </w:pPr>
       <w:r>
-        <w:t>1. ERP 生產數據匯出的格式與欄位是什麼？能否貼上或放表格查詢知識庫？</w:t>
+        <w:t>一、請您提供或確認的事情</w:t>
+      </w:r>
+    </w:p>
+    <w:p>
+      <w:r>
+        <w:t>1. 這個助理要幫誰、做什麼？（例：幫副課長，把 ERP 生產數據整理核對成每月業務分析報表的內容）</w:t>
       </w:r>
     </w:p>
     <w:p>
@@ -43,7 +51,7 @@
     </w:p>
     <w:p>
       <w:r>
-        <w:t>2. 業務分析報表要呈現哪些指標？計算公式有沒有標準定義？</w:t>
+        <w:t>2. AI 要讀的資料是什麼？（例：ERP 撈出的生產數據，加上文書人員彙整的資料）</w:t>
       </w:r>
     </w:p>
     <w:p>
@@ -53,7 +61,7 @@
     </w:p>
     <w:p>
       <w:r>
-        <w:t>3. 文書人員彙整的資料和 ERP 數據如何合併？兩者欄位怎麼對齊？</w:t>
+        <w:t>3. 你希望它做完給你什麼？（例：一份可貼回 Excel 大表的報表內容草稿＋標出異常的清單）</w:t>
       </w:r>
     </w:p>
     <w:p>
@@ -63,7 +71,7 @@
     </w:p>
     <w:p>
       <w:r>
-        <w:t>4. 異常值判定門檻（達成率、不良率、準交率）是多少？超標怎麼標？</w:t>
+        <w:t>4. 各項指標怎麼算？（例：達成率＝實際／目標，要用你們既定的公式，不能 AI 自己算法）</w:t>
       </w:r>
     </w:p>
     <w:p>
@@ -73,7 +81,7 @@
     </w:p>
     <w:p>
       <w:r>
-        <w:t>5. Excel 大表的版面與欄位順序是否固定？AI 出的是內容草稿還是要套版？</w:t>
+        <w:t>5. 哪些一定要人做？（圖表和最終 Excel 排版由人完成，AI 只出內容和核對草稿）</w:t>
       </w:r>
     </w:p>
     <w:p>
@@ -83,12 +91,45 @@
     </w:p>
     <w:p>
       <w:r>
-        <w:t>6. 報表每月固定何時做？時效要求緊不緊（影響是否要盡量自動化）？</w:t>
+        <w:t>6. 怕出錯的地方？（達成率超過合理範圍、加總對不上，就標異常給人確認，不准 AI 修數字美化）</w:t>
       </w:r>
     </w:p>
     <w:p>
       <w:r>
         <w:t>回答：</w:t>
+      </w:r>
+    </w:p>
+    <w:p>
+      <w:pPr>
+        <w:pStyle w:val="Heading2"/>
+      </w:pPr>
+      <w:r>
+        <w:t>二、要用了之後、跟 AI 一起調整的事情（先了解即可，不用現在填）</w:t>
+      </w:r>
+    </w:p>
+    <w:p>
+      <w:r>
+        <w:t>• 試用時丟一個月真實數據，看它算的達成率、不良率對不對，公式錯的直接糾正</w:t>
+      </w:r>
+    </w:p>
+    <w:p>
+      <w:r>
+        <w:t>• 確認它把異常值（例：達成率 150%）標出來給你看，而不是默默略過或修掉</w:t>
+      </w:r>
+    </w:p>
+    <w:p>
+      <w:r>
+        <w:t>• 把報表欄位定義和計算公式、往月合理區間補給它，核對會更準</w:t>
+      </w:r>
+    </w:p>
+    <w:p>
+      <w:r>
+        <w:t>• 報表版型若跟你們的 Excel 大表不同，把現用版型和發送對象講清楚</w:t>
+      </w:r>
+    </w:p>
+    <w:p>
+      <w:r>
+        <w:t>• 用久了把你常補的判斷（哪種數字算正常波動、哪種要追查）整理成例子給它</w:t>
       </w:r>
     </w:p>
     <w:p/>
